--- a/ky/wisdom-stories/butter-price-war.docx
+++ b/ky/wisdom-stories/butter-price-war.docx
@@ -47,9 +47,7 @@
       <w:r>
         <w:t>сом</w:t>
       </w:r>
-      <w:r>
-        <w:t xml:space="preserve"> </w:t>
-      </w:r>
+      <w:r/>
       <w:r>
         <w:t>», — деп жазды.</w:t>
       </w:r>
@@ -62,7 +60,7 @@
         <w:t>сом</w:t>
       </w:r>
       <w:r>
-        <w:t>а түшүрдү. Байбиче да жазуусун өзгөрттү:</w:t>
+        <w:t>го түшүрдү. Байбиче да жазуусун өзгөрттү:</w:t>
       </w:r>
     </w:p>
     <w:p>
